--- a/contoh/hasil/sppd.docx
+++ b/contoh/hasil/sppd.docx
@@ -153,7 +153,7 @@
           <w:color w:val="6B7280"/>
           <w:sz w:val="20"/>
         </w:rPr>
-        <w:t xml:space="preserve">Nomor: SPPD/DAI/2026/10/0117</w:t>
+        <w:t xml:space="preserve">Nomor: SPPD/DAI/2026/10/0001</w:t>
       </w:r>
     </w:p>
     <w:tbl>
@@ -1464,7 +1464,7 @@
                 <w:i w:val="0"/>
                 <w:sz w:val="19"/>
               </w:rPr>
-              <w:t xml:space="preserve">Penginapan</w:t>
+              <w:t xml:space="preserve">Penginapan (batas atas)</w:t>
             </w:r>
           </w:p>
         </w:tc>
@@ -1635,7 +1635,7 @@
                 <w:i w:val="0"/>
                 <w:sz w:val="19"/>
               </w:rPr>
-              <w:t xml:space="preserve">Tiket pesawat pergi-pulang (perkiraan)</w:t>
+              <w:t xml:space="preserve">Tiket pesawat pergi-pulang (estimasi, at cost)</w:t>
             </w:r>
           </w:p>
         </w:tc>
